--- a/D&C abstraction.docx
+++ b/D&C abstraction.docx
@@ -73,13 +73,15 @@
         </w:numPr>
       </w:pPr>
       <w:r>
-        <w:t xml:space="preserve">Component: </w:t>
-      </w:r>
-      <w:proofErr w:type="spellStart"/>
-      <w:r>
-        <w:t>WorkFlowComponent</w:t>
-      </w:r>
-      <w:proofErr w:type="spellEnd"/>
+        <w:rPr>
+          <w:b/>
+          <w:bCs/>
+        </w:rPr>
+        <w:t>Component:</w:t>
+      </w:r>
+      <w:r>
+        <w:t xml:space="preserve"> WorkFlowComponent</w:t>
+      </w:r>
     </w:p>
     <w:p>
       <w:pPr>
@@ -89,19 +91,16 @@
           <w:numId w:val="1"/>
         </w:numPr>
       </w:pPr>
-      <w:proofErr w:type="spellStart"/>
-      <w:r>
-        <w:t>ConcreteComponent</w:t>
-      </w:r>
-      <w:proofErr w:type="spellEnd"/>
-      <w:r>
-        <w:t xml:space="preserve">: </w:t>
-      </w:r>
-      <w:proofErr w:type="spellStart"/>
-      <w:r>
-        <w:t>WorkItem</w:t>
-      </w:r>
-      <w:proofErr w:type="spellEnd"/>
+      <w:r>
+        <w:rPr>
+          <w:b/>
+          <w:bCs/>
+        </w:rPr>
+        <w:t>ConcreteComponent:</w:t>
+      </w:r>
+      <w:r>
+        <w:t xml:space="preserve"> WorkItem</w:t>
+      </w:r>
     </w:p>
     <w:p>
       <w:pPr>
@@ -112,13 +111,15 @@
         </w:numPr>
       </w:pPr>
       <w:r>
-        <w:t xml:space="preserve">Decorator: </w:t>
-      </w:r>
-      <w:proofErr w:type="spellStart"/>
-      <w:r>
-        <w:t>TaskDecorator</w:t>
-      </w:r>
-      <w:proofErr w:type="spellEnd"/>
+        <w:rPr>
+          <w:b/>
+          <w:bCs/>
+        </w:rPr>
+        <w:t>Decorator:</w:t>
+      </w:r>
+      <w:r>
+        <w:t xml:space="preserve"> TaskDecorator</w:t>
+      </w:r>
     </w:p>
     <w:p>
       <w:pPr>
@@ -128,72 +129,72 @@
           <w:numId w:val="1"/>
         </w:numPr>
       </w:pPr>
-      <w:proofErr w:type="spellStart"/>
-      <w:r>
-        <w:t>ConcreteDecorator</w:t>
-      </w:r>
-      <w:proofErr w:type="spellEnd"/>
-      <w:r>
-        <w:t xml:space="preserve">: </w:t>
-      </w:r>
-      <w:proofErr w:type="spellStart"/>
-      <w:r>
-        <w:t>ValidationDecorator</w:t>
-      </w:r>
-      <w:proofErr w:type="spellEnd"/>
-      <w:r>
-        <w:t xml:space="preserve">, </w:t>
-      </w:r>
-      <w:proofErr w:type="spellStart"/>
-      <w:r>
-        <w:t>AuditDecorator</w:t>
-      </w:r>
-      <w:proofErr w:type="spellEnd"/>
-      <w:r>
-        <w:t xml:space="preserve">, </w:t>
-      </w:r>
-      <w:proofErr w:type="spellStart"/>
-      <w:r>
-        <w:t>DeadlineDecorator</w:t>
-      </w:r>
-      <w:proofErr w:type="spellEnd"/>
-      <w:r>
-        <w:t xml:space="preserve">, </w:t>
-      </w:r>
-      <w:proofErr w:type="spellStart"/>
-      <w:r>
-        <w:t>RetryDecorator</w:t>
-      </w:r>
-      <w:proofErr w:type="spellEnd"/>
-      <w:r>
-        <w:t>, etc</w:t>
+      <w:r>
+        <w:rPr>
+          <w:b/>
+          <w:bCs/>
+        </w:rPr>
+        <w:t>ConcreteDecorator:</w:t>
+      </w:r>
+      <w:r>
+        <w:t xml:space="preserve"> </w:t>
+      </w:r>
+      <w:r>
+        <w:t>ValidationDecorator, AuditDecorator, DeadlineDecorator, RetryDecorator, etc</w:t>
+      </w:r>
+    </w:p>
+    <w:p>
+      <w:pPr>
+        <w:ind w:left="360"/>
+      </w:pPr>
+      <w:r>
+        <w:t xml:space="preserve">Just like with the </w:t>
+      </w:r>
+      <w:r>
+        <w:rPr>
+          <w:b/>
+          <w:bCs/>
+        </w:rPr>
+        <w:t xml:space="preserve">Composite </w:t>
+      </w:r>
+      <w:r>
+        <w:t>design pattern, WorkFlowComponent provides a common abstraction for individual or group items and as a result, the workflow can be represented as a tree</w:t>
+      </w:r>
+    </w:p>
+    <w:p>
+      <w:pPr>
+        <w:ind w:left="360"/>
+      </w:pPr>
+      <w:r>
+        <w:rPr>
+          <w:b/>
+          <w:bCs/>
+        </w:rPr>
+        <w:t xml:space="preserve">What varies: </w:t>
+      </w:r>
+      <w:r>
+        <w:t>which behaviours each work item has, which work items get behaviour, the parameters of each behaviour and the order of the stack.</w:t>
+      </w:r>
+    </w:p>
+    <w:p>
+      <w:pPr>
+        <w:ind w:left="360"/>
+      </w:pPr>
+      <w:r>
+        <w:rPr>
+          <w:b/>
+          <w:bCs/>
+        </w:rPr>
+        <w:t>Why Decorator:</w:t>
+      </w:r>
+      <w:r>
+        <w:t xml:space="preserve"> We can now add extra functionality to an object at runtime without having to change the original class, everything can get easily added/removed at runtime which meets the requirements of our workflow system</w:t>
       </w:r>
     </w:p>
     <w:p>
       <w:pPr>
         <w:pStyle w:val="ListParagraph"/>
       </w:pPr>
-      <w:r>
-        <w:t xml:space="preserve">Just like with the </w:t>
-      </w:r>
-      <w:r>
-        <w:rPr>
-          <w:b/>
-          <w:bCs/>
-        </w:rPr>
-        <w:t xml:space="preserve">Composite </w:t>
-      </w:r>
-      <w:r>
-        <w:t xml:space="preserve">design pattern, </w:t>
-      </w:r>
-      <w:proofErr w:type="spellStart"/>
-      <w:r>
-        <w:t>WorkFlowComponent</w:t>
-      </w:r>
-      <w:proofErr w:type="spellEnd"/>
-      <w:r>
-        <w:t xml:space="preserve"> provides a common abstraction for individual or group items and as a result, the workflow can be represented as a tree</w:t>
-      </w:r>
     </w:p>
     <w:p>
       <w:pPr>
@@ -245,13 +246,15 @@
           <w:numId w:val="2"/>
         </w:numPr>
       </w:pPr>
-      <w:proofErr w:type="spellStart"/>
-      <w:r>
-        <w:t>Commmand</w:t>
-      </w:r>
-      <w:proofErr w:type="spellEnd"/>
-      <w:r>
-        <w:t>: Command(Abstract)</w:t>
+      <w:r>
+        <w:rPr>
+          <w:b/>
+          <w:bCs/>
+        </w:rPr>
+        <w:t>Commmand:</w:t>
+      </w:r>
+      <w:r>
+        <w:t xml:space="preserve"> Command(Abstract)</w:t>
       </w:r>
     </w:p>
     <w:p>
@@ -262,51 +265,16 @@
           <w:numId w:val="2"/>
         </w:numPr>
       </w:pPr>
-      <w:proofErr w:type="spellStart"/>
-      <w:r>
-        <w:t>ConcreteCommand</w:t>
-      </w:r>
-      <w:proofErr w:type="spellEnd"/>
-      <w:r>
-        <w:t xml:space="preserve">: </w:t>
-      </w:r>
-      <w:proofErr w:type="spellStart"/>
-      <w:r>
-        <w:t>AssignCommand</w:t>
-      </w:r>
-      <w:proofErr w:type="spellEnd"/>
-      <w:r>
-        <w:t xml:space="preserve">, </w:t>
-      </w:r>
-      <w:proofErr w:type="spellStart"/>
-      <w:r>
-        <w:t>StartCommand</w:t>
-      </w:r>
-      <w:proofErr w:type="spellEnd"/>
-      <w:r>
-        <w:t xml:space="preserve">, </w:t>
-      </w:r>
-      <w:proofErr w:type="spellStart"/>
-      <w:r>
-        <w:t>CompleteCommand</w:t>
-      </w:r>
-      <w:proofErr w:type="spellEnd"/>
-      <w:r>
-        <w:t xml:space="preserve">, </w:t>
-      </w:r>
-      <w:proofErr w:type="spellStart"/>
-      <w:r>
-        <w:t>RejectCommand</w:t>
-      </w:r>
-      <w:proofErr w:type="spellEnd"/>
-      <w:r>
-        <w:t xml:space="preserve">, </w:t>
-      </w:r>
-      <w:proofErr w:type="spellStart"/>
-      <w:r>
-        <w:t>CancelCommand</w:t>
-      </w:r>
-      <w:proofErr w:type="spellEnd"/>
+      <w:r>
+        <w:rPr>
+          <w:b/>
+          <w:bCs/>
+        </w:rPr>
+        <w:t>ConcreteCommand:</w:t>
+      </w:r>
+      <w:r>
+        <w:t xml:space="preserve"> AssignCommand, StartCommand, CompleteCommand, RejectCommand, CancelCommand</w:t>
+      </w:r>
     </w:p>
     <w:p>
       <w:pPr>
@@ -317,13 +285,15 @@
         </w:numPr>
       </w:pPr>
       <w:r>
-        <w:t xml:space="preserve">Receiver: </w:t>
-      </w:r>
-      <w:proofErr w:type="spellStart"/>
-      <w:r>
-        <w:t>WorkItem</w:t>
-      </w:r>
-      <w:proofErr w:type="spellEnd"/>
+        <w:rPr>
+          <w:b/>
+          <w:bCs/>
+        </w:rPr>
+        <w:t>Receiver:</w:t>
+      </w:r>
+      <w:r>
+        <w:t xml:space="preserve"> WorkItem</w:t>
+      </w:r>
     </w:p>
     <w:p>
       <w:pPr>
@@ -334,15 +304,14 @@
         </w:numPr>
       </w:pPr>
       <w:r>
-        <w:t xml:space="preserve">Invoker: </w:t>
-      </w:r>
-      <w:proofErr w:type="spellStart"/>
-      <w:r>
-        <w:t>WorkFlow</w:t>
-      </w:r>
-      <w:proofErr w:type="spellEnd"/>
-      <w:r>
-        <w:t xml:space="preserve"> instance or the execution engine</w:t>
+        <w:rPr>
+          <w:b/>
+          <w:bCs/>
+        </w:rPr>
+        <w:t>Invoker:</w:t>
+      </w:r>
+      <w:r>
+        <w:t xml:space="preserve"> WorkFlow instance or the execution engine</w:t>
       </w:r>
     </w:p>
     <w:p>
@@ -354,7 +323,39 @@
         </w:numPr>
       </w:pPr>
       <w:r>
-        <w:t>Client: whatever receives a request</w:t>
+        <w:rPr>
+          <w:b/>
+          <w:bCs/>
+        </w:rPr>
+        <w:t>Client:</w:t>
+      </w:r>
+      <w:r>
+        <w:t xml:space="preserve"> whatever receives a request</w:t>
+      </w:r>
+    </w:p>
+    <w:p>
+      <w:r>
+        <w:rPr>
+          <w:b/>
+          <w:bCs/>
+        </w:rPr>
+        <w:t xml:space="preserve">What varies: </w:t>
+      </w:r>
+      <w:r>
+        <w:t>the operations that are requested, which receiver acts on a work item/instance, the data the command carries and when and who a command is created</w:t>
+      </w:r>
+    </w:p>
+    <w:p>
+      <w:r>
+        <w:rPr>
+          <w:b/>
+          <w:bCs/>
+        </w:rPr>
+        <w:lastRenderedPageBreak/>
+        <w:t xml:space="preserve">Why Command: </w:t>
+      </w:r>
+      <w:r>
+        <w:t>It’s the only way to get Action, History and Rollback and it allows for each operation to own its own undo action.</w:t>
       </w:r>
     </w:p>
     <w:sectPr>
